--- a/docs/requirement/Методы_проектирования_баз_данных_Лист_самостоятельной_проверки.docx
+++ b/docs/requirement/Методы_проектирования_баз_данных_Лист_самостоятельной_проверки.docx
@@ -1,6 +1,6 @@
 
 <file path=word/document.xml><?xml version="1.0" encoding="utf-8"?>
-<w:document xmlns:wpc="http://schemas.microsoft.com/office/word/2010/wordprocessingCanvas" xmlns:cx="http://schemas.microsoft.com/office/drawing/2014/chartex" xmlns:cx1="http://schemas.microsoft.com/office/drawing/2015/9/8/chartex" xmlns:cx2="http://schemas.microsoft.com/office/drawing/2015/10/21/chartex" xmlns:cx3="http://schemas.microsoft.com/office/drawing/2016/5/9/chartex" xmlns:cx4="http://schemas.microsoft.com/office/drawing/2016/5/10/chartex" xmlns:cx5="http://schemas.microsoft.com/office/drawing/2016/5/11/chartex" xmlns:cx6="http://schemas.microsoft.com/office/drawing/2016/5/12/chartex" xmlns:cx7="http://schemas.microsoft.com/office/drawing/2016/5/13/chartex" xmlns:cx8="http://schemas.microsoft.com/office/drawing/2016/5/14/chartex" xmlns:mc="http://schemas.openxmlformats.org/markup-compatibility/2006" xmlns:aink="http://schemas.microsoft.com/office/drawing/2016/ink" xmlns:am3d="http://schemas.microsoft.com/office/drawing/2017/model3d" xmlns:o="urn:schemas-microsoft-com:office:office" xmlns:r="http://schemas.openxmlformats.org/officeDocument/2006/relationships" xmlns:m="http://schemas.openxmlformats.org/officeDocument/2006/math" xmlns:v="urn:schemas-microsoft-com:vml" xmlns:wp14="http://schemas.microsoft.com/office/word/2010/wordprocessingDrawing" xmlns:wp="http://schemas.openxmlformats.org/drawingml/2006/wordprocessingDrawing" xmlns:w10="urn:schemas-microsoft-com:office:word" xmlns:w="http://schemas.openxmlformats.org/wordprocessingml/2006/main" xmlns:w14="http://schemas.microsoft.com/office/word/2010/wordml" xmlns:w15="http://schemas.microsoft.com/office/word/2012/wordml" xmlns:w16cex="http://schemas.microsoft.com/office/word/2018/wordml/cex" xmlns:w16cid="http://schemas.microsoft.com/office/word/2016/wordml/cid" xmlns:w16="http://schemas.microsoft.com/office/word/2018/wordml" xmlns:w16sdtdh="http://schemas.microsoft.com/office/word/2020/wordml/sdtdatahash" xmlns:w16se="http://schemas.microsoft.com/office/word/2015/wordml/symex" xmlns:wpg="http://schemas.microsoft.com/office/word/2010/wordprocessingGroup" xmlns:wpi="http://schemas.microsoft.com/office/word/2010/wordprocessingInk" xmlns:wne="http://schemas.microsoft.com/office/word/2006/wordml" xmlns:wps="http://schemas.microsoft.com/office/word/2010/wordprocessingShape" mc:Ignorable="w14 w15 w16se w16cid w16 w16cex w16sdtdh wp14">
+<w:document xmlns:wpc="http://schemas.microsoft.com/office/word/2010/wordprocessingCanvas" xmlns:cx="http://schemas.microsoft.com/office/drawing/2014/chartex" xmlns:cx1="http://schemas.microsoft.com/office/drawing/2015/9/8/chartex" xmlns:cx2="http://schemas.microsoft.com/office/drawing/2015/10/21/chartex" xmlns:cx3="http://schemas.microsoft.com/office/drawing/2016/5/9/chartex" xmlns:cx4="http://schemas.microsoft.com/office/drawing/2016/5/10/chartex" xmlns:cx5="http://schemas.microsoft.com/office/drawing/2016/5/11/chartex" xmlns:cx6="http://schemas.microsoft.com/office/drawing/2016/5/12/chartex" xmlns:cx7="http://schemas.microsoft.com/office/drawing/2016/5/13/chartex" xmlns:cx8="http://schemas.microsoft.com/office/drawing/2016/5/14/chartex" xmlns:mc="http://schemas.openxmlformats.org/markup-compatibility/2006" xmlns:aink="http://schemas.microsoft.com/office/drawing/2016/ink" xmlns:am3d="http://schemas.microsoft.com/office/drawing/2017/model3d" xmlns:o="urn:schemas-microsoft-com:office:office" xmlns:oel="http://schemas.microsoft.com/office/2019/extlst" xmlns:r="http://schemas.openxmlformats.org/officeDocument/2006/relationships" xmlns:m="http://schemas.openxmlformats.org/officeDocument/2006/math" xmlns:v="urn:schemas-microsoft-com:vml" xmlns:wp14="http://schemas.microsoft.com/office/word/2010/wordprocessingDrawing" xmlns:wp="http://schemas.openxmlformats.org/drawingml/2006/wordprocessingDrawing" xmlns:w10="urn:schemas-microsoft-com:office:word" xmlns:w="http://schemas.openxmlformats.org/wordprocessingml/2006/main" xmlns:w14="http://schemas.microsoft.com/office/word/2010/wordml" xmlns:w15="http://schemas.microsoft.com/office/word/2012/wordml" xmlns:w16cex="http://schemas.microsoft.com/office/word/2018/wordml/cex" xmlns:w16cid="http://schemas.microsoft.com/office/word/2016/wordml/cid" xmlns:w16="http://schemas.microsoft.com/office/word/2018/wordml" xmlns:w16du="http://schemas.microsoft.com/office/word/2023/wordml/word16du" xmlns:w16sdtdh="http://schemas.microsoft.com/office/word/2020/wordml/sdtdatahash" xmlns:w16sdtfl="http://schemas.microsoft.com/office/word/2024/wordml/sdtformatlock" xmlns:w16se="http://schemas.microsoft.com/office/word/2015/wordml/symex" xmlns:wpg="http://schemas.microsoft.com/office/word/2010/wordprocessingGroup" xmlns:wpi="http://schemas.microsoft.com/office/word/2010/wordprocessingInk" xmlns:wne="http://schemas.microsoft.com/office/word/2006/wordml" xmlns:wps="http://schemas.microsoft.com/office/word/2010/wordprocessingShape" mc:Ignorable="w14 w15 w16se w16cid w16 w16cex w16sdtdh w16sdtfl w16du wp14">
   <w:body>
     <w:p>
       <w:pPr>
@@ -242,7 +242,25 @@
                 <w:sz w:val="20"/>
                 <w:szCs w:val="20"/>
               </w:rPr>
-              <w:t>№ п.п.</w:t>
+              <w:t xml:space="preserve">№ </w:t>
+            </w:r>
+            <w:proofErr w:type="spellStart"/>
+            <w:r>
+              <w:rPr>
+                <w:rFonts w:ascii="Times New Roman" w:hAnsi="Times New Roman" w:cs="Times New Roman"/>
+                <w:sz w:val="20"/>
+                <w:szCs w:val="20"/>
+              </w:rPr>
+              <w:t>п.п</w:t>
+            </w:r>
+            <w:proofErr w:type="spellEnd"/>
+            <w:r>
+              <w:rPr>
+                <w:rFonts w:ascii="Times New Roman" w:hAnsi="Times New Roman" w:cs="Times New Roman"/>
+                <w:sz w:val="20"/>
+                <w:szCs w:val="20"/>
+              </w:rPr>
+              <w:t>.</w:t>
             </w:r>
           </w:p>
         </w:tc>
@@ -837,6 +855,7 @@
                 <w:rFonts w:ascii="Times New Roman" w:hAnsi="Times New Roman" w:cs="Times New Roman"/>
                 <w:sz w:val="28"/>
                 <w:szCs w:val="28"/>
+                <w:highlight w:val="green"/>
               </w:rPr>
               <w:t>Титульный лист</w:t>
             </w:r>
@@ -854,13 +873,15 @@
                 <w:rFonts w:ascii="Times New Roman" w:hAnsi="Times New Roman" w:cs="Times New Roman"/>
                 <w:sz w:val="24"/>
                 <w:szCs w:val="24"/>
-              </w:rPr>
-            </w:pPr>
-            <w:r>
-              <w:rPr>
-                <w:rFonts w:ascii="Times New Roman" w:hAnsi="Times New Roman" w:cs="Times New Roman"/>
-                <w:sz w:val="24"/>
-                <w:szCs w:val="24"/>
+                <w:highlight w:val="green"/>
+              </w:rPr>
+            </w:pPr>
+            <w:r>
+              <w:rPr>
+                <w:rFonts w:ascii="Times New Roman" w:hAnsi="Times New Roman" w:cs="Times New Roman"/>
+                <w:sz w:val="24"/>
+                <w:szCs w:val="24"/>
+                <w:highlight w:val="green"/>
               </w:rPr>
               <w:t>2</w:t>
             </w:r>
@@ -876,13 +897,15 @@
                 <w:rFonts w:ascii="Times New Roman" w:hAnsi="Times New Roman" w:cs="Times New Roman"/>
                 <w:sz w:val="24"/>
                 <w:szCs w:val="24"/>
-              </w:rPr>
-            </w:pPr>
-            <w:r>
-              <w:rPr>
-                <w:rFonts w:ascii="Times New Roman" w:hAnsi="Times New Roman" w:cs="Times New Roman"/>
-                <w:sz w:val="24"/>
-                <w:szCs w:val="24"/>
+                <w:highlight w:val="green"/>
+              </w:rPr>
+            </w:pPr>
+            <w:r>
+              <w:rPr>
+                <w:rFonts w:ascii="Times New Roman" w:hAnsi="Times New Roman" w:cs="Times New Roman"/>
+                <w:sz w:val="24"/>
+                <w:szCs w:val="24"/>
+                <w:highlight w:val="green"/>
               </w:rPr>
               <w:t xml:space="preserve">Название работы </w:t>
             </w:r>
@@ -891,6 +914,7 @@
                 <w:rFonts w:ascii="Times New Roman" w:hAnsi="Times New Roman" w:cs="Times New Roman"/>
                 <w:sz w:val="24"/>
                 <w:szCs w:val="24"/>
+                <w:highlight w:val="green"/>
               </w:rPr>
               <w:t>«Программирование и настройка СУБД»</w:t>
             </w:r>
@@ -908,13 +932,15 @@
                 <w:rFonts w:ascii="Times New Roman" w:hAnsi="Times New Roman" w:cs="Times New Roman"/>
                 <w:sz w:val="24"/>
                 <w:szCs w:val="24"/>
-              </w:rPr>
-            </w:pPr>
-            <w:r>
-              <w:rPr>
-                <w:rFonts w:ascii="Wingdings 2" w:hAnsi="Wingdings 2" w:cs="Wingdings 2"/>
-                <w:sz w:val="27"/>
-                <w:szCs w:val="27"/>
+                <w:highlight w:val="green"/>
+              </w:rPr>
+            </w:pPr>
+            <w:r>
+              <w:rPr>
+                <w:rFonts w:ascii="Wingdings 2" w:hAnsi="Wingdings 2" w:cs="Wingdings 2"/>
+                <w:sz w:val="27"/>
+                <w:szCs w:val="27"/>
+                <w:highlight w:val="green"/>
               </w:rPr>
               <w:t>Ј</w:t>
             </w:r>
@@ -932,14 +958,16 @@
                 <w:rFonts w:ascii="Times New Roman" w:hAnsi="Times New Roman" w:cs="Times New Roman"/>
                 <w:sz w:val="24"/>
                 <w:szCs w:val="24"/>
-                <w:lang w:val="en-US"/>
-              </w:rPr>
-            </w:pPr>
-            <w:r>
-              <w:rPr>
-                <w:rFonts w:ascii="Times New Roman" w:hAnsi="Times New Roman" w:cs="Times New Roman"/>
-                <w:sz w:val="24"/>
-                <w:szCs w:val="24"/>
+                <w:highlight w:val="green"/>
+                <w:lang w:val="en-US"/>
+              </w:rPr>
+            </w:pPr>
+            <w:r>
+              <w:rPr>
+                <w:rFonts w:ascii="Times New Roman" w:hAnsi="Times New Roman" w:cs="Times New Roman"/>
+                <w:sz w:val="24"/>
+                <w:szCs w:val="24"/>
+                <w:highlight w:val="green"/>
                 <w:lang w:val="en-US"/>
               </w:rPr>
               <w:t>2</w:t>
@@ -956,13 +984,15 @@
                 <w:rFonts w:ascii="Times New Roman" w:hAnsi="Times New Roman" w:cs="Times New Roman"/>
                 <w:sz w:val="24"/>
                 <w:szCs w:val="24"/>
-              </w:rPr>
-            </w:pPr>
-            <w:r>
-              <w:rPr>
-                <w:rFonts w:ascii="Times New Roman" w:hAnsi="Times New Roman" w:cs="Times New Roman"/>
-                <w:sz w:val="24"/>
-                <w:szCs w:val="24"/>
+                <w:highlight w:val="green"/>
+              </w:rPr>
+            </w:pPr>
+            <w:r>
+              <w:rPr>
+                <w:rFonts w:ascii="Times New Roman" w:hAnsi="Times New Roman" w:cs="Times New Roman"/>
+                <w:sz w:val="24"/>
+                <w:szCs w:val="24"/>
+                <w:highlight w:val="green"/>
               </w:rPr>
               <w:t>Название дисциплины - «</w:t>
             </w:r>
@@ -971,6 +1001,7 @@
                 <w:rFonts w:ascii="Times New Roman" w:hAnsi="Times New Roman" w:cs="Times New Roman"/>
                 <w:sz w:val="24"/>
                 <w:szCs w:val="24"/>
+                <w:highlight w:val="green"/>
               </w:rPr>
               <w:t>Методы проектирования баз данных</w:t>
             </w:r>
@@ -979,6 +1010,7 @@
                 <w:rFonts w:ascii="Times New Roman" w:hAnsi="Times New Roman" w:cs="Times New Roman"/>
                 <w:sz w:val="24"/>
                 <w:szCs w:val="24"/>
+                <w:highlight w:val="green"/>
               </w:rPr>
               <w:t>»</w:t>
             </w:r>
@@ -996,13 +1028,15 @@
                 <w:rFonts w:ascii="Times New Roman" w:hAnsi="Times New Roman" w:cs="Times New Roman"/>
                 <w:sz w:val="24"/>
                 <w:szCs w:val="24"/>
-              </w:rPr>
-            </w:pPr>
-            <w:r>
-              <w:rPr>
-                <w:rFonts w:ascii="Wingdings 2" w:hAnsi="Wingdings 2" w:cs="Wingdings 2"/>
-                <w:sz w:val="27"/>
-                <w:szCs w:val="27"/>
+                <w:highlight w:val="green"/>
+              </w:rPr>
+            </w:pPr>
+            <w:r>
+              <w:rPr>
+                <w:rFonts w:ascii="Wingdings 2" w:hAnsi="Wingdings 2" w:cs="Wingdings 2"/>
+                <w:sz w:val="27"/>
+                <w:szCs w:val="27"/>
+                <w:highlight w:val="green"/>
               </w:rPr>
               <w:t>Ј</w:t>
             </w:r>
@@ -1020,14 +1054,16 @@
                 <w:rFonts w:ascii="Times New Roman" w:hAnsi="Times New Roman" w:cs="Times New Roman"/>
                 <w:sz w:val="24"/>
                 <w:szCs w:val="24"/>
-                <w:lang w:val="en-US"/>
-              </w:rPr>
-            </w:pPr>
-            <w:r>
-              <w:rPr>
-                <w:rFonts w:ascii="Times New Roman" w:hAnsi="Times New Roman" w:cs="Times New Roman"/>
-                <w:sz w:val="24"/>
-                <w:szCs w:val="24"/>
+                <w:highlight w:val="green"/>
+                <w:lang w:val="en-US"/>
+              </w:rPr>
+            </w:pPr>
+            <w:r>
+              <w:rPr>
+                <w:rFonts w:ascii="Times New Roman" w:hAnsi="Times New Roman" w:cs="Times New Roman"/>
+                <w:sz w:val="24"/>
+                <w:szCs w:val="24"/>
+                <w:highlight w:val="green"/>
                 <w:lang w:val="en-US"/>
               </w:rPr>
               <w:t>4</w:t>
@@ -1051,6 +1087,7 @@
                 <w:rFonts w:ascii="Times New Roman" w:hAnsi="Times New Roman" w:cs="Times New Roman"/>
                 <w:sz w:val="24"/>
                 <w:szCs w:val="24"/>
+                <w:highlight w:val="green"/>
               </w:rPr>
               <w:t>Год сдачи работы - «2025»</w:t>
             </w:r>
@@ -1068,13 +1105,15 @@
                 <w:rFonts w:ascii="Times New Roman" w:hAnsi="Times New Roman" w:cs="Times New Roman"/>
                 <w:sz w:val="24"/>
                 <w:szCs w:val="24"/>
-              </w:rPr>
-            </w:pPr>
-            <w:r>
-              <w:rPr>
-                <w:rFonts w:ascii="Wingdings 2" w:hAnsi="Wingdings 2" w:cs="Wingdings 2"/>
-                <w:sz w:val="27"/>
-                <w:szCs w:val="27"/>
+                <w:highlight w:val="green"/>
+              </w:rPr>
+            </w:pPr>
+            <w:r>
+              <w:rPr>
+                <w:rFonts w:ascii="Wingdings 2" w:hAnsi="Wingdings 2" w:cs="Wingdings 2"/>
+                <w:sz w:val="27"/>
+                <w:szCs w:val="27"/>
+                <w:highlight w:val="green"/>
               </w:rPr>
               <w:t>Ј</w:t>
             </w:r>
@@ -1082,6 +1121,9 @@
         </w:tc>
       </w:tr>
       <w:tr>
+        <w:trPr>
+          <w:trHeight w:val="243"/>
+        </w:trPr>
         <w:tc>
           <w:tcPr>
             <w:tcW w:w="593" w:type="dxa"/>
@@ -1092,14 +1134,16 @@
                 <w:rFonts w:ascii="Times New Roman" w:hAnsi="Times New Roman" w:cs="Times New Roman"/>
                 <w:sz w:val="24"/>
                 <w:szCs w:val="24"/>
-                <w:lang w:val="en-US"/>
-              </w:rPr>
-            </w:pPr>
-            <w:r>
-              <w:rPr>
-                <w:rFonts w:ascii="Times New Roman" w:hAnsi="Times New Roman" w:cs="Times New Roman"/>
-                <w:sz w:val="24"/>
-                <w:szCs w:val="24"/>
+                <w:highlight w:val="green"/>
+                <w:lang w:val="en-US"/>
+              </w:rPr>
+            </w:pPr>
+            <w:r>
+              <w:rPr>
+                <w:rFonts w:ascii="Times New Roman" w:hAnsi="Times New Roman" w:cs="Times New Roman"/>
+                <w:sz w:val="24"/>
+                <w:szCs w:val="24"/>
+                <w:highlight w:val="green"/>
                 <w:lang w:val="en-US"/>
               </w:rPr>
               <w:t>5</w:t>
@@ -1123,6 +1167,7 @@
                 <w:rFonts w:ascii="Times New Roman" w:hAnsi="Times New Roman" w:cs="Times New Roman"/>
                 <w:sz w:val="24"/>
                 <w:szCs w:val="24"/>
+                <w:highlight w:val="green"/>
               </w:rPr>
               <w:t>Титульный лист считается в количестве листов, но не нумеруется</w:t>
             </w:r>
@@ -1140,13 +1185,15 @@
                 <w:rFonts w:ascii="Times New Roman" w:hAnsi="Times New Roman" w:cs="Times New Roman"/>
                 <w:sz w:val="24"/>
                 <w:szCs w:val="24"/>
-              </w:rPr>
-            </w:pPr>
-            <w:r>
-              <w:rPr>
-                <w:rFonts w:ascii="Wingdings 2" w:hAnsi="Wingdings 2" w:cs="Wingdings 2"/>
-                <w:sz w:val="27"/>
-                <w:szCs w:val="27"/>
+                <w:highlight w:val="green"/>
+              </w:rPr>
+            </w:pPr>
+            <w:r>
+              <w:rPr>
+                <w:rFonts w:ascii="Wingdings 2" w:hAnsi="Wingdings 2" w:cs="Wingdings 2"/>
+                <w:sz w:val="27"/>
+                <w:szCs w:val="27"/>
+                <w:highlight w:val="green"/>
               </w:rPr>
               <w:t>Ј</w:t>
             </w:r>
@@ -2054,6 +2101,7 @@
                 <w:sz w:val="24"/>
                 <w:szCs w:val="24"/>
               </w:rPr>
+              <w:lastRenderedPageBreak/>
               <w:t>1</w:t>
             </w:r>
             <w:r>
@@ -2135,7 +2183,6 @@
                 <w:sz w:val="28"/>
                 <w:szCs w:val="28"/>
               </w:rPr>
-              <w:lastRenderedPageBreak/>
               <w:t>Работа №1 Представления</w:t>
             </w:r>
           </w:p>
@@ -2152,14 +2199,16 @@
                 <w:rFonts w:ascii="Times New Roman" w:hAnsi="Times New Roman" w:cs="Times New Roman"/>
                 <w:sz w:val="24"/>
                 <w:szCs w:val="24"/>
-                <w:lang w:val="en-US"/>
-              </w:rPr>
-            </w:pPr>
-            <w:r>
-              <w:rPr>
-                <w:rFonts w:ascii="Times New Roman" w:hAnsi="Times New Roman" w:cs="Times New Roman"/>
-                <w:sz w:val="24"/>
-                <w:szCs w:val="24"/>
+                <w:highlight w:val="green"/>
+                <w:lang w:val="en-US"/>
+              </w:rPr>
+            </w:pPr>
+            <w:r>
+              <w:rPr>
+                <w:rFonts w:ascii="Times New Roman" w:hAnsi="Times New Roman" w:cs="Times New Roman"/>
+                <w:sz w:val="24"/>
+                <w:szCs w:val="24"/>
+                <w:highlight w:val="green"/>
                 <w:lang w:val="en-US"/>
               </w:rPr>
               <w:t>16</w:t>
@@ -2176,13 +2225,15 @@
                 <w:rFonts w:ascii="Times New Roman" w:hAnsi="Times New Roman" w:cs="Times New Roman"/>
                 <w:sz w:val="24"/>
                 <w:szCs w:val="24"/>
-              </w:rPr>
-            </w:pPr>
-            <w:r>
-              <w:rPr>
-                <w:rFonts w:ascii="Times New Roman" w:hAnsi="Times New Roman" w:cs="Times New Roman"/>
-                <w:sz w:val="24"/>
-                <w:szCs w:val="24"/>
+                <w:highlight w:val="green"/>
+              </w:rPr>
+            </w:pPr>
+            <w:r>
+              <w:rPr>
+                <w:rFonts w:ascii="Times New Roman" w:hAnsi="Times New Roman" w:cs="Times New Roman"/>
+                <w:sz w:val="24"/>
+                <w:szCs w:val="24"/>
+                <w:highlight w:val="green"/>
               </w:rPr>
               <w:t>Раздел «Представления» начинается на новом листе</w:t>
             </w:r>
@@ -2200,13 +2251,15 @@
                 <w:rFonts w:ascii="Times New Roman" w:hAnsi="Times New Roman" w:cs="Times New Roman"/>
                 <w:sz w:val="24"/>
                 <w:szCs w:val="24"/>
-              </w:rPr>
-            </w:pPr>
-            <w:r>
-              <w:rPr>
-                <w:rFonts w:ascii="Wingdings 2" w:hAnsi="Wingdings 2" w:cs="Wingdings 2"/>
-                <w:sz w:val="27"/>
-                <w:szCs w:val="27"/>
+                <w:highlight w:val="green"/>
+              </w:rPr>
+            </w:pPr>
+            <w:r>
+              <w:rPr>
+                <w:rFonts w:ascii="Wingdings 2" w:hAnsi="Wingdings 2" w:cs="Wingdings 2"/>
+                <w:sz w:val="27"/>
+                <w:szCs w:val="27"/>
+                <w:highlight w:val="green"/>
               </w:rPr>
               <w:t>Ј</w:t>
             </w:r>
@@ -2232,6 +2285,7 @@
                 <w:rFonts w:ascii="Times New Roman" w:hAnsi="Times New Roman" w:cs="Times New Roman"/>
                 <w:sz w:val="24"/>
                 <w:szCs w:val="24"/>
+                <w:highlight w:val="green"/>
                 <w:lang w:val="en-US"/>
               </w:rPr>
               <w:t>17</w:t>
@@ -2248,13 +2302,15 @@
                 <w:rFonts w:ascii="Times New Roman" w:hAnsi="Times New Roman" w:cs="Times New Roman"/>
                 <w:sz w:val="24"/>
                 <w:szCs w:val="24"/>
-              </w:rPr>
-            </w:pPr>
-            <w:r>
-              <w:rPr>
-                <w:rFonts w:ascii="Times New Roman" w:hAnsi="Times New Roman" w:cs="Times New Roman"/>
-                <w:sz w:val="24"/>
-                <w:szCs w:val="24"/>
+                <w:highlight w:val="green"/>
+              </w:rPr>
+            </w:pPr>
+            <w:r>
+              <w:rPr>
+                <w:rFonts w:ascii="Times New Roman" w:hAnsi="Times New Roman" w:cs="Times New Roman"/>
+                <w:sz w:val="24"/>
+                <w:szCs w:val="24"/>
+                <w:highlight w:val="green"/>
               </w:rPr>
               <w:t>Получено индивидуальное задание для содержания представления</w:t>
             </w:r>
@@ -2272,13 +2328,15 @@
                 <w:rFonts w:ascii="Times New Roman" w:hAnsi="Times New Roman" w:cs="Times New Roman"/>
                 <w:sz w:val="24"/>
                 <w:szCs w:val="24"/>
-              </w:rPr>
-            </w:pPr>
-            <w:r>
-              <w:rPr>
-                <w:rFonts w:ascii="Wingdings 2" w:hAnsi="Wingdings 2" w:cs="Wingdings 2"/>
-                <w:sz w:val="27"/>
-                <w:szCs w:val="27"/>
+                <w:highlight w:val="green"/>
+              </w:rPr>
+            </w:pPr>
+            <w:r>
+              <w:rPr>
+                <w:rFonts w:ascii="Wingdings 2" w:hAnsi="Wingdings 2" w:cs="Wingdings 2"/>
+                <w:sz w:val="27"/>
+                <w:szCs w:val="27"/>
+                <w:highlight w:val="green"/>
               </w:rPr>
               <w:t>Ј</w:t>
             </w:r>
@@ -2296,14 +2354,16 @@
                 <w:rFonts w:ascii="Times New Roman" w:hAnsi="Times New Roman" w:cs="Times New Roman"/>
                 <w:sz w:val="24"/>
                 <w:szCs w:val="24"/>
-                <w:lang w:val="en-US"/>
-              </w:rPr>
-            </w:pPr>
-            <w:r>
-              <w:rPr>
-                <w:rFonts w:ascii="Times New Roman" w:hAnsi="Times New Roman" w:cs="Times New Roman"/>
-                <w:sz w:val="24"/>
-                <w:szCs w:val="24"/>
+                <w:highlight w:val="green"/>
+                <w:lang w:val="en-US"/>
+              </w:rPr>
+            </w:pPr>
+            <w:r>
+              <w:rPr>
+                <w:rFonts w:ascii="Times New Roman" w:hAnsi="Times New Roman" w:cs="Times New Roman"/>
+                <w:sz w:val="24"/>
+                <w:szCs w:val="24"/>
+                <w:highlight w:val="green"/>
                 <w:lang w:val="en-US"/>
               </w:rPr>
               <w:t>18</w:t>
@@ -2320,13 +2380,15 @@
                 <w:rFonts w:ascii="Times New Roman" w:hAnsi="Times New Roman" w:cs="Times New Roman"/>
                 <w:sz w:val="24"/>
                 <w:szCs w:val="24"/>
-              </w:rPr>
-            </w:pPr>
-            <w:r>
-              <w:rPr>
-                <w:rFonts w:ascii="Times New Roman" w:hAnsi="Times New Roman" w:cs="Times New Roman"/>
-                <w:sz w:val="24"/>
-                <w:szCs w:val="24"/>
+                <w:highlight w:val="green"/>
+              </w:rPr>
+            </w:pPr>
+            <w:r>
+              <w:rPr>
+                <w:rFonts w:ascii="Times New Roman" w:hAnsi="Times New Roman" w:cs="Times New Roman"/>
+                <w:sz w:val="24"/>
+                <w:szCs w:val="24"/>
+                <w:highlight w:val="green"/>
               </w:rPr>
               <w:t>Раздел «Представления» содержит содержательную постановку задачи для создания представления</w:t>
             </w:r>
@@ -2351,6 +2413,7 @@
                 <w:rFonts w:ascii="Wingdings 2" w:hAnsi="Wingdings 2" w:cs="Wingdings 2"/>
                 <w:sz w:val="27"/>
                 <w:szCs w:val="27"/>
+                <w:highlight w:val="green"/>
               </w:rPr>
               <w:t>Ј</w:t>
             </w:r>
@@ -2368,14 +2431,16 @@
                 <w:rFonts w:ascii="Times New Roman" w:hAnsi="Times New Roman" w:cs="Times New Roman"/>
                 <w:sz w:val="24"/>
                 <w:szCs w:val="24"/>
-                <w:lang w:val="en-US"/>
-              </w:rPr>
-            </w:pPr>
-            <w:r>
-              <w:rPr>
-                <w:rFonts w:ascii="Times New Roman" w:hAnsi="Times New Roman" w:cs="Times New Roman"/>
-                <w:sz w:val="24"/>
-                <w:szCs w:val="24"/>
+                <w:highlight w:val="green"/>
+                <w:lang w:val="en-US"/>
+              </w:rPr>
+            </w:pPr>
+            <w:r>
+              <w:rPr>
+                <w:rFonts w:ascii="Times New Roman" w:hAnsi="Times New Roman" w:cs="Times New Roman"/>
+                <w:sz w:val="24"/>
+                <w:szCs w:val="24"/>
+                <w:highlight w:val="green"/>
                 <w:lang w:val="en-US"/>
               </w:rPr>
               <w:t>19</w:t>
@@ -2392,13 +2457,15 @@
                 <w:rFonts w:ascii="Times New Roman" w:hAnsi="Times New Roman" w:cs="Times New Roman"/>
                 <w:sz w:val="24"/>
                 <w:szCs w:val="24"/>
-              </w:rPr>
-            </w:pPr>
-            <w:r>
-              <w:rPr>
-                <w:rFonts w:ascii="Times New Roman" w:hAnsi="Times New Roman" w:cs="Times New Roman"/>
-                <w:sz w:val="24"/>
-                <w:szCs w:val="24"/>
+                <w:highlight w:val="green"/>
+              </w:rPr>
+            </w:pPr>
+            <w:r>
+              <w:rPr>
+                <w:rFonts w:ascii="Times New Roman" w:hAnsi="Times New Roman" w:cs="Times New Roman"/>
+                <w:sz w:val="24"/>
+                <w:szCs w:val="24"/>
+                <w:highlight w:val="green"/>
               </w:rPr>
               <w:t>Программа генерации представления успешно выполнена в системе управления базами данных</w:t>
             </w:r>
@@ -2416,13 +2483,15 @@
                 <w:rFonts w:ascii="Times New Roman" w:hAnsi="Times New Roman" w:cs="Times New Roman"/>
                 <w:sz w:val="24"/>
                 <w:szCs w:val="24"/>
-              </w:rPr>
-            </w:pPr>
-            <w:r>
-              <w:rPr>
-                <w:rFonts w:ascii="Wingdings 2" w:hAnsi="Wingdings 2" w:cs="Wingdings 2"/>
-                <w:sz w:val="27"/>
-                <w:szCs w:val="27"/>
+                <w:highlight w:val="green"/>
+              </w:rPr>
+            </w:pPr>
+            <w:r>
+              <w:rPr>
+                <w:rFonts w:ascii="Wingdings 2" w:hAnsi="Wingdings 2" w:cs="Wingdings 2"/>
+                <w:sz w:val="27"/>
+                <w:szCs w:val="27"/>
+                <w:highlight w:val="green"/>
               </w:rPr>
               <w:t>Ј</w:t>
             </w:r>
@@ -2440,14 +2509,16 @@
                 <w:rFonts w:ascii="Times New Roman" w:hAnsi="Times New Roman" w:cs="Times New Roman"/>
                 <w:sz w:val="24"/>
                 <w:szCs w:val="24"/>
-                <w:lang w:val="en-US"/>
-              </w:rPr>
-            </w:pPr>
-            <w:r>
-              <w:rPr>
-                <w:rFonts w:ascii="Times New Roman" w:hAnsi="Times New Roman" w:cs="Times New Roman"/>
-                <w:sz w:val="24"/>
-                <w:szCs w:val="24"/>
+                <w:highlight w:val="green"/>
+                <w:lang w:val="en-US"/>
+              </w:rPr>
+            </w:pPr>
+            <w:r>
+              <w:rPr>
+                <w:rFonts w:ascii="Times New Roman" w:hAnsi="Times New Roman" w:cs="Times New Roman"/>
+                <w:sz w:val="24"/>
+                <w:szCs w:val="24"/>
+                <w:highlight w:val="green"/>
                 <w:lang w:val="en-US"/>
               </w:rPr>
               <w:t>20</w:t>
@@ -2464,13 +2535,15 @@
                 <w:rFonts w:ascii="Times New Roman" w:hAnsi="Times New Roman" w:cs="Times New Roman"/>
                 <w:sz w:val="24"/>
                 <w:szCs w:val="24"/>
-              </w:rPr>
-            </w:pPr>
-            <w:r>
-              <w:rPr>
-                <w:rFonts w:ascii="Times New Roman" w:hAnsi="Times New Roman" w:cs="Times New Roman"/>
-                <w:sz w:val="24"/>
-                <w:szCs w:val="24"/>
+                <w:highlight w:val="green"/>
+              </w:rPr>
+            </w:pPr>
+            <w:r>
+              <w:rPr>
+                <w:rFonts w:ascii="Times New Roman" w:hAnsi="Times New Roman" w:cs="Times New Roman"/>
+                <w:sz w:val="24"/>
+                <w:szCs w:val="24"/>
+                <w:highlight w:val="green"/>
               </w:rPr>
               <w:t xml:space="preserve">Код </w:t>
             </w:r>
@@ -2479,6 +2552,7 @@
                 <w:rFonts w:ascii="Times New Roman" w:hAnsi="Times New Roman" w:cs="Times New Roman"/>
                 <w:sz w:val="24"/>
                 <w:szCs w:val="24"/>
+                <w:highlight w:val="green"/>
                 <w:lang w:val="en-US"/>
               </w:rPr>
               <w:t>SQL</w:t>
@@ -2488,32 +2562,9 @@
                 <w:rFonts w:ascii="Times New Roman" w:hAnsi="Times New Roman" w:cs="Times New Roman"/>
                 <w:sz w:val="24"/>
                 <w:szCs w:val="24"/>
-              </w:rPr>
-              <w:t xml:space="preserve"> </w:t>
-            </w:r>
-            <w:r>
-              <w:rPr>
-                <w:rFonts w:ascii="Times New Roman" w:hAnsi="Times New Roman" w:cs="Times New Roman"/>
-                <w:sz w:val="24"/>
-                <w:szCs w:val="24"/>
-              </w:rPr>
-              <w:t>создания представления</w:t>
-            </w:r>
-            <w:r>
-              <w:rPr>
-                <w:rFonts w:ascii="Times New Roman" w:hAnsi="Times New Roman" w:cs="Times New Roman"/>
-                <w:sz w:val="24"/>
-                <w:szCs w:val="24"/>
-              </w:rPr>
-              <w:t xml:space="preserve"> </w:t>
-            </w:r>
-            <w:r>
-              <w:rPr>
-                <w:rFonts w:ascii="Times New Roman" w:hAnsi="Times New Roman" w:cs="Times New Roman"/>
-                <w:sz w:val="24"/>
-                <w:szCs w:val="24"/>
-              </w:rPr>
-              <w:t>комментирован в тексте</w:t>
+                <w:highlight w:val="green"/>
+              </w:rPr>
+              <w:t xml:space="preserve"> создания представления комментирован в тексте</w:t>
             </w:r>
           </w:p>
         </w:tc>
@@ -2529,13 +2580,15 @@
                 <w:rFonts w:ascii="Times New Roman" w:hAnsi="Times New Roman" w:cs="Times New Roman"/>
                 <w:sz w:val="24"/>
                 <w:szCs w:val="24"/>
-              </w:rPr>
-            </w:pPr>
-            <w:r>
-              <w:rPr>
-                <w:rFonts w:ascii="Wingdings 2" w:hAnsi="Wingdings 2" w:cs="Wingdings 2"/>
-                <w:sz w:val="27"/>
-                <w:szCs w:val="27"/>
+                <w:highlight w:val="green"/>
+              </w:rPr>
+            </w:pPr>
+            <w:r>
+              <w:rPr>
+                <w:rFonts w:ascii="Wingdings 2" w:hAnsi="Wingdings 2" w:cs="Wingdings 2"/>
+                <w:sz w:val="27"/>
+                <w:szCs w:val="27"/>
+                <w:highlight w:val="green"/>
               </w:rPr>
               <w:t>Ј</w:t>
             </w:r>
@@ -2553,14 +2606,16 @@
                 <w:rFonts w:ascii="Times New Roman" w:hAnsi="Times New Roman" w:cs="Times New Roman"/>
                 <w:sz w:val="24"/>
                 <w:szCs w:val="24"/>
-                <w:lang w:val="en-US"/>
-              </w:rPr>
-            </w:pPr>
-            <w:r>
-              <w:rPr>
-                <w:rFonts w:ascii="Times New Roman" w:hAnsi="Times New Roman" w:cs="Times New Roman"/>
-                <w:sz w:val="24"/>
-                <w:szCs w:val="24"/>
+                <w:highlight w:val="green"/>
+                <w:lang w:val="en-US"/>
+              </w:rPr>
+            </w:pPr>
+            <w:r>
+              <w:rPr>
+                <w:rFonts w:ascii="Times New Roman" w:hAnsi="Times New Roman" w:cs="Times New Roman"/>
+                <w:sz w:val="24"/>
+                <w:szCs w:val="24"/>
+                <w:highlight w:val="green"/>
                 <w:lang w:val="en-US"/>
               </w:rPr>
               <w:t>21</w:t>
@@ -2577,13 +2632,15 @@
                 <w:rFonts w:ascii="Times New Roman" w:hAnsi="Times New Roman" w:cs="Times New Roman"/>
                 <w:sz w:val="24"/>
                 <w:szCs w:val="24"/>
-              </w:rPr>
-            </w:pPr>
-            <w:r>
-              <w:rPr>
-                <w:rFonts w:ascii="Times New Roman" w:hAnsi="Times New Roman" w:cs="Times New Roman"/>
-                <w:sz w:val="24"/>
-                <w:szCs w:val="24"/>
+                <w:highlight w:val="green"/>
+              </w:rPr>
+            </w:pPr>
+            <w:r>
+              <w:rPr>
+                <w:rFonts w:ascii="Times New Roman" w:hAnsi="Times New Roman" w:cs="Times New Roman"/>
+                <w:sz w:val="24"/>
+                <w:szCs w:val="24"/>
+                <w:highlight w:val="green"/>
               </w:rPr>
               <w:t xml:space="preserve">Код </w:t>
             </w:r>
@@ -2592,6 +2649,7 @@
                 <w:rFonts w:ascii="Times New Roman" w:hAnsi="Times New Roman" w:cs="Times New Roman"/>
                 <w:sz w:val="24"/>
                 <w:szCs w:val="24"/>
+                <w:highlight w:val="green"/>
                 <w:lang w:val="en-US"/>
               </w:rPr>
               <w:t>SQL</w:t>
@@ -2601,16 +2659,9 @@
                 <w:rFonts w:ascii="Times New Roman" w:hAnsi="Times New Roman" w:cs="Times New Roman"/>
                 <w:sz w:val="24"/>
                 <w:szCs w:val="24"/>
-              </w:rPr>
-              <w:t xml:space="preserve"> </w:t>
-            </w:r>
-            <w:r>
-              <w:rPr>
-                <w:rFonts w:ascii="Times New Roman" w:hAnsi="Times New Roman" w:cs="Times New Roman"/>
-                <w:sz w:val="24"/>
-                <w:szCs w:val="24"/>
-              </w:rPr>
-              <w:t>примера использования представления в простом запросе комментирован в тексте</w:t>
+                <w:highlight w:val="green"/>
+              </w:rPr>
+              <w:t xml:space="preserve"> примера использования представления в простом запросе комментирован в тексте</w:t>
             </w:r>
           </w:p>
         </w:tc>
@@ -2626,13 +2677,15 @@
                 <w:rFonts w:ascii="Times New Roman" w:hAnsi="Times New Roman" w:cs="Times New Roman"/>
                 <w:sz w:val="24"/>
                 <w:szCs w:val="24"/>
-              </w:rPr>
-            </w:pPr>
-            <w:r>
-              <w:rPr>
-                <w:rFonts w:ascii="Wingdings 2" w:hAnsi="Wingdings 2" w:cs="Wingdings 2"/>
-                <w:sz w:val="27"/>
-                <w:szCs w:val="27"/>
+                <w:highlight w:val="green"/>
+              </w:rPr>
+            </w:pPr>
+            <w:r>
+              <w:rPr>
+                <w:rFonts w:ascii="Wingdings 2" w:hAnsi="Wingdings 2" w:cs="Wingdings 2"/>
+                <w:sz w:val="27"/>
+                <w:szCs w:val="27"/>
+                <w:highlight w:val="green"/>
               </w:rPr>
               <w:t>Ј</w:t>
             </w:r>
@@ -2650,14 +2703,16 @@
                 <w:rFonts w:ascii="Times New Roman" w:hAnsi="Times New Roman" w:cs="Times New Roman"/>
                 <w:sz w:val="24"/>
                 <w:szCs w:val="24"/>
-                <w:lang w:val="en-US"/>
-              </w:rPr>
-            </w:pPr>
-            <w:r>
-              <w:rPr>
-                <w:rFonts w:ascii="Times New Roman" w:hAnsi="Times New Roman" w:cs="Times New Roman"/>
-                <w:sz w:val="24"/>
-                <w:szCs w:val="24"/>
+                <w:highlight w:val="green"/>
+                <w:lang w:val="en-US"/>
+              </w:rPr>
+            </w:pPr>
+            <w:r>
+              <w:rPr>
+                <w:rFonts w:ascii="Times New Roman" w:hAnsi="Times New Roman" w:cs="Times New Roman"/>
+                <w:sz w:val="24"/>
+                <w:szCs w:val="24"/>
+                <w:highlight w:val="green"/>
                 <w:lang w:val="en-US"/>
               </w:rPr>
               <w:t>22</w:t>
@@ -2674,13 +2729,15 @@
                 <w:rFonts w:ascii="Times New Roman" w:hAnsi="Times New Roman" w:cs="Times New Roman"/>
                 <w:sz w:val="24"/>
                 <w:szCs w:val="24"/>
-              </w:rPr>
-            </w:pPr>
-            <w:r>
-              <w:rPr>
-                <w:rFonts w:ascii="Times New Roman" w:hAnsi="Times New Roman" w:cs="Times New Roman"/>
-                <w:sz w:val="24"/>
-                <w:szCs w:val="24"/>
+                <w:highlight w:val="green"/>
+              </w:rPr>
+            </w:pPr>
+            <w:r>
+              <w:rPr>
+                <w:rFonts w:ascii="Times New Roman" w:hAnsi="Times New Roman" w:cs="Times New Roman"/>
+                <w:sz w:val="24"/>
+                <w:szCs w:val="24"/>
+                <w:highlight w:val="green"/>
               </w:rPr>
               <w:t xml:space="preserve">Код </w:t>
             </w:r>
@@ -2689,6 +2746,7 @@
                 <w:rFonts w:ascii="Times New Roman" w:hAnsi="Times New Roman" w:cs="Times New Roman"/>
                 <w:sz w:val="24"/>
                 <w:szCs w:val="24"/>
+                <w:highlight w:val="green"/>
                 <w:lang w:val="en-US"/>
               </w:rPr>
               <w:t>SQL</w:t>
@@ -2698,16 +2756,9 @@
                 <w:rFonts w:ascii="Times New Roman" w:hAnsi="Times New Roman" w:cs="Times New Roman"/>
                 <w:sz w:val="24"/>
                 <w:szCs w:val="24"/>
-              </w:rPr>
-              <w:t xml:space="preserve"> </w:t>
-            </w:r>
-            <w:r>
-              <w:rPr>
-                <w:rFonts w:ascii="Times New Roman" w:hAnsi="Times New Roman" w:cs="Times New Roman"/>
-                <w:sz w:val="24"/>
-                <w:szCs w:val="24"/>
-              </w:rPr>
-              <w:t>примера использования представления в сложном запросе комментирован в тексте</w:t>
+                <w:highlight w:val="green"/>
+              </w:rPr>
+              <w:t xml:space="preserve"> примера использования представления в сложном запросе комментирован в тексте</w:t>
             </w:r>
           </w:p>
         </w:tc>
@@ -2723,13 +2774,15 @@
                 <w:rFonts w:ascii="Times New Roman" w:hAnsi="Times New Roman" w:cs="Times New Roman"/>
                 <w:sz w:val="24"/>
                 <w:szCs w:val="24"/>
-              </w:rPr>
-            </w:pPr>
-            <w:r>
-              <w:rPr>
-                <w:rFonts w:ascii="Wingdings 2" w:hAnsi="Wingdings 2" w:cs="Wingdings 2"/>
-                <w:sz w:val="27"/>
-                <w:szCs w:val="27"/>
+                <w:highlight w:val="green"/>
+              </w:rPr>
+            </w:pPr>
+            <w:r>
+              <w:rPr>
+                <w:rFonts w:ascii="Wingdings 2" w:hAnsi="Wingdings 2" w:cs="Wingdings 2"/>
+                <w:sz w:val="27"/>
+                <w:szCs w:val="27"/>
+                <w:highlight w:val="green"/>
               </w:rPr>
               <w:t>Ј</w:t>
             </w:r>
@@ -2747,13 +2800,15 @@
                 <w:rFonts w:ascii="Times New Roman" w:hAnsi="Times New Roman" w:cs="Times New Roman"/>
                 <w:sz w:val="24"/>
                 <w:szCs w:val="24"/>
-              </w:rPr>
-            </w:pPr>
-            <w:r>
-              <w:rPr>
-                <w:rFonts w:ascii="Times New Roman" w:hAnsi="Times New Roman" w:cs="Times New Roman"/>
-                <w:sz w:val="24"/>
-                <w:szCs w:val="24"/>
+                <w:highlight w:val="green"/>
+              </w:rPr>
+            </w:pPr>
+            <w:r>
+              <w:rPr>
+                <w:rFonts w:ascii="Times New Roman" w:hAnsi="Times New Roman" w:cs="Times New Roman"/>
+                <w:sz w:val="24"/>
+                <w:szCs w:val="24"/>
+                <w:highlight w:val="green"/>
                 <w:lang w:val="en-US"/>
               </w:rPr>
               <w:t>2</w:t>
@@ -2763,6 +2818,7 @@
                 <w:rFonts w:ascii="Times New Roman" w:hAnsi="Times New Roman" w:cs="Times New Roman"/>
                 <w:sz w:val="24"/>
                 <w:szCs w:val="24"/>
+                <w:highlight w:val="green"/>
               </w:rPr>
               <w:t>3</w:t>
             </w:r>
@@ -2778,13 +2834,15 @@
                 <w:rFonts w:ascii="Times New Roman" w:hAnsi="Times New Roman" w:cs="Times New Roman"/>
                 <w:sz w:val="24"/>
                 <w:szCs w:val="24"/>
-              </w:rPr>
-            </w:pPr>
-            <w:r>
-              <w:rPr>
-                <w:rFonts w:ascii="Times New Roman" w:hAnsi="Times New Roman" w:cs="Times New Roman"/>
-                <w:sz w:val="24"/>
-                <w:szCs w:val="24"/>
+                <w:highlight w:val="green"/>
+              </w:rPr>
+            </w:pPr>
+            <w:r>
+              <w:rPr>
+                <w:rFonts w:ascii="Times New Roman" w:hAnsi="Times New Roman" w:cs="Times New Roman"/>
+                <w:sz w:val="24"/>
+                <w:szCs w:val="24"/>
+                <w:highlight w:val="green"/>
               </w:rPr>
               <w:t xml:space="preserve">Код </w:t>
             </w:r>
@@ -2793,6 +2851,7 @@
                 <w:rFonts w:ascii="Times New Roman" w:hAnsi="Times New Roman" w:cs="Times New Roman"/>
                 <w:sz w:val="24"/>
                 <w:szCs w:val="24"/>
+                <w:highlight w:val="green"/>
                 <w:lang w:val="en-US"/>
               </w:rPr>
               <w:t>SQL</w:t>
@@ -2802,16 +2861,9 @@
                 <w:rFonts w:ascii="Times New Roman" w:hAnsi="Times New Roman" w:cs="Times New Roman"/>
                 <w:sz w:val="24"/>
                 <w:szCs w:val="24"/>
-              </w:rPr>
-              <w:t xml:space="preserve"> </w:t>
-            </w:r>
-            <w:r>
-              <w:rPr>
-                <w:rFonts w:ascii="Times New Roman" w:hAnsi="Times New Roman" w:cs="Times New Roman"/>
-                <w:sz w:val="24"/>
-                <w:szCs w:val="24"/>
-              </w:rPr>
-              <w:t>примера использования представления «только для чтения» комментирован в тексте</w:t>
+                <w:highlight w:val="green"/>
+              </w:rPr>
+              <w:t xml:space="preserve"> примера использования представления «только для чтения» комментирован в тексте</w:t>
             </w:r>
           </w:p>
         </w:tc>
@@ -2827,13 +2879,15 @@
                 <w:rFonts w:ascii="Times New Roman" w:hAnsi="Times New Roman" w:cs="Times New Roman"/>
                 <w:sz w:val="24"/>
                 <w:szCs w:val="24"/>
-              </w:rPr>
-            </w:pPr>
-            <w:r>
-              <w:rPr>
-                <w:rFonts w:ascii="Wingdings 2" w:hAnsi="Wingdings 2" w:cs="Wingdings 2"/>
-                <w:sz w:val="27"/>
-                <w:szCs w:val="27"/>
+                <w:highlight w:val="green"/>
+              </w:rPr>
+            </w:pPr>
+            <w:r>
+              <w:rPr>
+                <w:rFonts w:ascii="Wingdings 2" w:hAnsi="Wingdings 2" w:cs="Wingdings 2"/>
+                <w:sz w:val="27"/>
+                <w:szCs w:val="27"/>
+                <w:highlight w:val="green"/>
               </w:rPr>
               <w:t>Ј</w:t>
             </w:r>
@@ -2894,14 +2948,16 @@
                 <w:rFonts w:ascii="Times New Roman" w:hAnsi="Times New Roman" w:cs="Times New Roman"/>
                 <w:sz w:val="24"/>
                 <w:szCs w:val="24"/>
-                <w:lang w:val="en-US"/>
-              </w:rPr>
-            </w:pPr>
-            <w:r>
-              <w:rPr>
-                <w:rFonts w:ascii="Times New Roman" w:hAnsi="Times New Roman" w:cs="Times New Roman"/>
-                <w:sz w:val="24"/>
-                <w:szCs w:val="24"/>
+                <w:highlight w:val="green"/>
+                <w:lang w:val="en-US"/>
+              </w:rPr>
+            </w:pPr>
+            <w:r>
+              <w:rPr>
+                <w:rFonts w:ascii="Times New Roman" w:hAnsi="Times New Roman" w:cs="Times New Roman"/>
+                <w:sz w:val="24"/>
+                <w:szCs w:val="24"/>
+                <w:highlight w:val="green"/>
                 <w:lang w:val="en-US"/>
               </w:rPr>
               <w:t>24</w:t>
@@ -2918,13 +2974,15 @@
                 <w:rFonts w:ascii="Times New Roman" w:hAnsi="Times New Roman" w:cs="Times New Roman"/>
                 <w:sz w:val="24"/>
                 <w:szCs w:val="24"/>
-              </w:rPr>
-            </w:pPr>
-            <w:r>
-              <w:rPr>
-                <w:rFonts w:ascii="Times New Roman" w:hAnsi="Times New Roman" w:cs="Times New Roman"/>
-                <w:sz w:val="24"/>
-                <w:szCs w:val="24"/>
+                <w:highlight w:val="green"/>
+              </w:rPr>
+            </w:pPr>
+            <w:r>
+              <w:rPr>
+                <w:rFonts w:ascii="Times New Roman" w:hAnsi="Times New Roman" w:cs="Times New Roman"/>
+                <w:sz w:val="24"/>
+                <w:szCs w:val="24"/>
+                <w:highlight w:val="green"/>
               </w:rPr>
               <w:t>Раздел «Триггеры» начинается на новом листе</w:t>
             </w:r>
@@ -2942,13 +3000,15 @@
                 <w:rFonts w:ascii="Times New Roman" w:hAnsi="Times New Roman" w:cs="Times New Roman"/>
                 <w:sz w:val="24"/>
                 <w:szCs w:val="24"/>
-              </w:rPr>
-            </w:pPr>
-            <w:r>
-              <w:rPr>
-                <w:rFonts w:ascii="Wingdings 2" w:hAnsi="Wingdings 2" w:cs="Wingdings 2"/>
-                <w:sz w:val="27"/>
-                <w:szCs w:val="27"/>
+                <w:highlight w:val="green"/>
+              </w:rPr>
+            </w:pPr>
+            <w:r>
+              <w:rPr>
+                <w:rFonts w:ascii="Wingdings 2" w:hAnsi="Wingdings 2" w:cs="Wingdings 2"/>
+                <w:sz w:val="27"/>
+                <w:szCs w:val="27"/>
+                <w:highlight w:val="green"/>
               </w:rPr>
               <w:t>Ј</w:t>
             </w:r>
@@ -2966,14 +3026,16 @@
                 <w:rFonts w:ascii="Times New Roman" w:hAnsi="Times New Roman" w:cs="Times New Roman"/>
                 <w:sz w:val="24"/>
                 <w:szCs w:val="24"/>
-                <w:lang w:val="en-US"/>
-              </w:rPr>
-            </w:pPr>
-            <w:r>
-              <w:rPr>
-                <w:rFonts w:ascii="Times New Roman" w:hAnsi="Times New Roman" w:cs="Times New Roman"/>
-                <w:sz w:val="24"/>
-                <w:szCs w:val="24"/>
+                <w:highlight w:val="green"/>
+                <w:lang w:val="en-US"/>
+              </w:rPr>
+            </w:pPr>
+            <w:r>
+              <w:rPr>
+                <w:rFonts w:ascii="Times New Roman" w:hAnsi="Times New Roman" w:cs="Times New Roman"/>
+                <w:sz w:val="24"/>
+                <w:szCs w:val="24"/>
+                <w:highlight w:val="green"/>
                 <w:lang w:val="en-US"/>
               </w:rPr>
               <w:t>25</w:t>
@@ -2990,13 +3052,15 @@
                 <w:rFonts w:ascii="Times New Roman" w:hAnsi="Times New Roman" w:cs="Times New Roman"/>
                 <w:sz w:val="24"/>
                 <w:szCs w:val="24"/>
-              </w:rPr>
-            </w:pPr>
-            <w:r>
-              <w:rPr>
-                <w:rFonts w:ascii="Times New Roman" w:hAnsi="Times New Roman" w:cs="Times New Roman"/>
-                <w:sz w:val="24"/>
-                <w:szCs w:val="24"/>
+                <w:highlight w:val="green"/>
+              </w:rPr>
+            </w:pPr>
+            <w:r>
+              <w:rPr>
+                <w:rFonts w:ascii="Times New Roman" w:hAnsi="Times New Roman" w:cs="Times New Roman"/>
+                <w:sz w:val="24"/>
+                <w:szCs w:val="24"/>
+                <w:highlight w:val="green"/>
               </w:rPr>
               <w:t>Получено индивидуальное задание для содержания триггера</w:t>
             </w:r>
@@ -3014,13 +3078,15 @@
                 <w:rFonts w:ascii="Times New Roman" w:hAnsi="Times New Roman" w:cs="Times New Roman"/>
                 <w:sz w:val="24"/>
                 <w:szCs w:val="24"/>
-              </w:rPr>
-            </w:pPr>
-            <w:r>
-              <w:rPr>
-                <w:rFonts w:ascii="Wingdings 2" w:hAnsi="Wingdings 2" w:cs="Wingdings 2"/>
-                <w:sz w:val="27"/>
-                <w:szCs w:val="27"/>
+                <w:highlight w:val="green"/>
+              </w:rPr>
+            </w:pPr>
+            <w:r>
+              <w:rPr>
+                <w:rFonts w:ascii="Wingdings 2" w:hAnsi="Wingdings 2" w:cs="Wingdings 2"/>
+                <w:sz w:val="27"/>
+                <w:szCs w:val="27"/>
+                <w:highlight w:val="green"/>
               </w:rPr>
               <w:t>Ј</w:t>
             </w:r>
@@ -3038,14 +3104,16 @@
                 <w:rFonts w:ascii="Times New Roman" w:hAnsi="Times New Roman" w:cs="Times New Roman"/>
                 <w:sz w:val="24"/>
                 <w:szCs w:val="24"/>
-                <w:lang w:val="en-US"/>
-              </w:rPr>
-            </w:pPr>
-            <w:r>
-              <w:rPr>
-                <w:rFonts w:ascii="Times New Roman" w:hAnsi="Times New Roman" w:cs="Times New Roman"/>
-                <w:sz w:val="24"/>
-                <w:szCs w:val="24"/>
+                <w:highlight w:val="green"/>
+                <w:lang w:val="en-US"/>
+              </w:rPr>
+            </w:pPr>
+            <w:r>
+              <w:rPr>
+                <w:rFonts w:ascii="Times New Roman" w:hAnsi="Times New Roman" w:cs="Times New Roman"/>
+                <w:sz w:val="24"/>
+                <w:szCs w:val="24"/>
+                <w:highlight w:val="green"/>
                 <w:lang w:val="en-US"/>
               </w:rPr>
               <w:t>26</w:t>
@@ -3062,13 +3130,15 @@
                 <w:rFonts w:ascii="Times New Roman" w:hAnsi="Times New Roman" w:cs="Times New Roman"/>
                 <w:sz w:val="24"/>
                 <w:szCs w:val="24"/>
-              </w:rPr>
-            </w:pPr>
-            <w:r>
-              <w:rPr>
-                <w:rFonts w:ascii="Times New Roman" w:hAnsi="Times New Roman" w:cs="Times New Roman"/>
-                <w:sz w:val="24"/>
-                <w:szCs w:val="24"/>
+                <w:highlight w:val="green"/>
+              </w:rPr>
+            </w:pPr>
+            <w:r>
+              <w:rPr>
+                <w:rFonts w:ascii="Times New Roman" w:hAnsi="Times New Roman" w:cs="Times New Roman"/>
+                <w:sz w:val="24"/>
+                <w:szCs w:val="24"/>
+                <w:highlight w:val="green"/>
               </w:rPr>
               <w:t>Раздел «Триггеры» содержит содержательную постановку задачи для создания представления</w:t>
             </w:r>
@@ -3086,13 +3156,15 @@
                 <w:rFonts w:ascii="Times New Roman" w:hAnsi="Times New Roman" w:cs="Times New Roman"/>
                 <w:sz w:val="24"/>
                 <w:szCs w:val="24"/>
-              </w:rPr>
-            </w:pPr>
-            <w:r>
-              <w:rPr>
-                <w:rFonts w:ascii="Wingdings 2" w:hAnsi="Wingdings 2" w:cs="Wingdings 2"/>
-                <w:sz w:val="27"/>
-                <w:szCs w:val="27"/>
+                <w:highlight w:val="green"/>
+              </w:rPr>
+            </w:pPr>
+            <w:r>
+              <w:rPr>
+                <w:rFonts w:ascii="Wingdings 2" w:hAnsi="Wingdings 2" w:cs="Wingdings 2"/>
+                <w:sz w:val="27"/>
+                <w:szCs w:val="27"/>
+                <w:highlight w:val="green"/>
               </w:rPr>
               <w:t>Ј</w:t>
             </w:r>
@@ -3110,14 +3182,16 @@
                 <w:rFonts w:ascii="Times New Roman" w:hAnsi="Times New Roman" w:cs="Times New Roman"/>
                 <w:sz w:val="24"/>
                 <w:szCs w:val="24"/>
-                <w:lang w:val="en-US"/>
-              </w:rPr>
-            </w:pPr>
-            <w:r>
-              <w:rPr>
-                <w:rFonts w:ascii="Times New Roman" w:hAnsi="Times New Roman" w:cs="Times New Roman"/>
-                <w:sz w:val="24"/>
-                <w:szCs w:val="24"/>
+                <w:highlight w:val="green"/>
+                <w:lang w:val="en-US"/>
+              </w:rPr>
+            </w:pPr>
+            <w:r>
+              <w:rPr>
+                <w:rFonts w:ascii="Times New Roman" w:hAnsi="Times New Roman" w:cs="Times New Roman"/>
+                <w:sz w:val="24"/>
+                <w:szCs w:val="24"/>
+                <w:highlight w:val="green"/>
                 <w:lang w:val="en-US"/>
               </w:rPr>
               <w:t>27</w:t>
@@ -3134,13 +3208,15 @@
                 <w:rFonts w:ascii="Times New Roman" w:hAnsi="Times New Roman" w:cs="Times New Roman"/>
                 <w:sz w:val="24"/>
                 <w:szCs w:val="24"/>
-              </w:rPr>
-            </w:pPr>
-            <w:r>
-              <w:rPr>
-                <w:rFonts w:ascii="Times New Roman" w:hAnsi="Times New Roman" w:cs="Times New Roman"/>
-                <w:sz w:val="24"/>
-                <w:szCs w:val="24"/>
+                <w:highlight w:val="green"/>
+              </w:rPr>
+            </w:pPr>
+            <w:r>
+              <w:rPr>
+                <w:rFonts w:ascii="Times New Roman" w:hAnsi="Times New Roman" w:cs="Times New Roman"/>
+                <w:sz w:val="24"/>
+                <w:szCs w:val="24"/>
+                <w:highlight w:val="green"/>
               </w:rPr>
               <w:t>Приведена схема базы данных на английском языке с таблицей, именами триггеров и направлением их действия</w:t>
             </w:r>
@@ -3158,13 +3234,15 @@
                 <w:rFonts w:ascii="Times New Roman" w:hAnsi="Times New Roman" w:cs="Times New Roman"/>
                 <w:sz w:val="24"/>
                 <w:szCs w:val="24"/>
-              </w:rPr>
-            </w:pPr>
-            <w:r>
-              <w:rPr>
-                <w:rFonts w:ascii="Wingdings 2" w:hAnsi="Wingdings 2" w:cs="Wingdings 2"/>
-                <w:sz w:val="27"/>
-                <w:szCs w:val="27"/>
+                <w:highlight w:val="green"/>
+              </w:rPr>
+            </w:pPr>
+            <w:r>
+              <w:rPr>
+                <w:rFonts w:ascii="Wingdings 2" w:hAnsi="Wingdings 2" w:cs="Wingdings 2"/>
+                <w:sz w:val="27"/>
+                <w:szCs w:val="27"/>
+                <w:highlight w:val="green"/>
               </w:rPr>
               <w:t>Ј</w:t>
             </w:r>
@@ -3182,14 +3260,16 @@
                 <w:rFonts w:ascii="Times New Roman" w:hAnsi="Times New Roman" w:cs="Times New Roman"/>
                 <w:sz w:val="24"/>
                 <w:szCs w:val="24"/>
-                <w:lang w:val="en-US"/>
-              </w:rPr>
-            </w:pPr>
-            <w:r>
-              <w:rPr>
-                <w:rFonts w:ascii="Times New Roman" w:hAnsi="Times New Roman" w:cs="Times New Roman"/>
-                <w:sz w:val="24"/>
-                <w:szCs w:val="24"/>
+                <w:highlight w:val="green"/>
+                <w:lang w:val="en-US"/>
+              </w:rPr>
+            </w:pPr>
+            <w:r>
+              <w:rPr>
+                <w:rFonts w:ascii="Times New Roman" w:hAnsi="Times New Roman" w:cs="Times New Roman"/>
+                <w:sz w:val="24"/>
+                <w:szCs w:val="24"/>
+                <w:highlight w:val="green"/>
                 <w:lang w:val="en-US"/>
               </w:rPr>
               <w:t>28</w:t>
@@ -3206,13 +3286,15 @@
                 <w:rFonts w:ascii="Times New Roman" w:hAnsi="Times New Roman" w:cs="Times New Roman"/>
                 <w:sz w:val="24"/>
                 <w:szCs w:val="24"/>
-              </w:rPr>
-            </w:pPr>
-            <w:r>
-              <w:rPr>
-                <w:rFonts w:ascii="Times New Roman" w:hAnsi="Times New Roman" w:cs="Times New Roman"/>
-                <w:sz w:val="24"/>
-                <w:szCs w:val="24"/>
+                <w:highlight w:val="green"/>
+              </w:rPr>
+            </w:pPr>
+            <w:r>
+              <w:rPr>
+                <w:rFonts w:ascii="Times New Roman" w:hAnsi="Times New Roman" w:cs="Times New Roman"/>
+                <w:sz w:val="24"/>
+                <w:szCs w:val="24"/>
+                <w:highlight w:val="green"/>
               </w:rPr>
               <w:t>Схема базы данных на английском языке приложена к отчету на листе А3</w:t>
             </w:r>
@@ -3230,13 +3312,15 @@
                 <w:rFonts w:ascii="Times New Roman" w:hAnsi="Times New Roman" w:cs="Times New Roman"/>
                 <w:sz w:val="24"/>
                 <w:szCs w:val="24"/>
-              </w:rPr>
-            </w:pPr>
-            <w:r>
-              <w:rPr>
-                <w:rFonts w:ascii="Wingdings 2" w:hAnsi="Wingdings 2" w:cs="Wingdings 2"/>
-                <w:sz w:val="27"/>
-                <w:szCs w:val="27"/>
+                <w:highlight w:val="green"/>
+              </w:rPr>
+            </w:pPr>
+            <w:r>
+              <w:rPr>
+                <w:rFonts w:ascii="Wingdings 2" w:hAnsi="Wingdings 2" w:cs="Wingdings 2"/>
+                <w:sz w:val="27"/>
+                <w:szCs w:val="27"/>
+                <w:highlight w:val="green"/>
               </w:rPr>
               <w:t>Ј</w:t>
             </w:r>
@@ -3254,14 +3338,16 @@
                 <w:rFonts w:ascii="Times New Roman" w:hAnsi="Times New Roman" w:cs="Times New Roman"/>
                 <w:sz w:val="24"/>
                 <w:szCs w:val="24"/>
-                <w:lang w:val="en-US"/>
-              </w:rPr>
-            </w:pPr>
-            <w:r>
-              <w:rPr>
-                <w:rFonts w:ascii="Times New Roman" w:hAnsi="Times New Roman" w:cs="Times New Roman"/>
-                <w:sz w:val="24"/>
-                <w:szCs w:val="24"/>
+                <w:highlight w:val="green"/>
+                <w:lang w:val="en-US"/>
+              </w:rPr>
+            </w:pPr>
+            <w:r>
+              <w:rPr>
+                <w:rFonts w:ascii="Times New Roman" w:hAnsi="Times New Roman" w:cs="Times New Roman"/>
+                <w:sz w:val="24"/>
+                <w:szCs w:val="24"/>
+                <w:highlight w:val="green"/>
                 <w:lang w:val="en-US"/>
               </w:rPr>
               <w:t>29</w:t>
@@ -3278,13 +3364,15 @@
                 <w:rFonts w:ascii="Times New Roman" w:hAnsi="Times New Roman" w:cs="Times New Roman"/>
                 <w:sz w:val="24"/>
                 <w:szCs w:val="24"/>
-              </w:rPr>
-            </w:pPr>
-            <w:r>
-              <w:rPr>
-                <w:rFonts w:ascii="Times New Roman" w:hAnsi="Times New Roman" w:cs="Times New Roman"/>
-                <w:sz w:val="24"/>
-                <w:szCs w:val="24"/>
+                <w:highlight w:val="green"/>
+              </w:rPr>
+            </w:pPr>
+            <w:r>
+              <w:rPr>
+                <w:rFonts w:ascii="Times New Roman" w:hAnsi="Times New Roman" w:cs="Times New Roman"/>
+                <w:sz w:val="24"/>
+                <w:szCs w:val="24"/>
+                <w:highlight w:val="green"/>
               </w:rPr>
               <w:t>Минимальный размер строчных букв на печати схемы базы данных на английском языке не менее 3 мм</w:t>
             </w:r>
@@ -3302,13 +3390,15 @@
                 <w:rFonts w:ascii="Times New Roman" w:hAnsi="Times New Roman" w:cs="Times New Roman"/>
                 <w:sz w:val="24"/>
                 <w:szCs w:val="24"/>
-              </w:rPr>
-            </w:pPr>
-            <w:r>
-              <w:rPr>
-                <w:rFonts w:ascii="Wingdings 2" w:hAnsi="Wingdings 2" w:cs="Wingdings 2"/>
-                <w:sz w:val="27"/>
-                <w:szCs w:val="27"/>
+                <w:highlight w:val="green"/>
+              </w:rPr>
+            </w:pPr>
+            <w:r>
+              <w:rPr>
+                <w:rFonts w:ascii="Wingdings 2" w:hAnsi="Wingdings 2" w:cs="Wingdings 2"/>
+                <w:sz w:val="27"/>
+                <w:szCs w:val="27"/>
+                <w:highlight w:val="green"/>
               </w:rPr>
               <w:t>Ј</w:t>
             </w:r>
@@ -3326,14 +3416,16 @@
                 <w:rFonts w:ascii="Times New Roman" w:hAnsi="Times New Roman" w:cs="Times New Roman"/>
                 <w:sz w:val="24"/>
                 <w:szCs w:val="24"/>
-                <w:lang w:val="en-US"/>
-              </w:rPr>
-            </w:pPr>
-            <w:r>
-              <w:rPr>
-                <w:rFonts w:ascii="Times New Roman" w:hAnsi="Times New Roman" w:cs="Times New Roman"/>
-                <w:sz w:val="24"/>
-                <w:szCs w:val="24"/>
+                <w:highlight w:val="green"/>
+                <w:lang w:val="en-US"/>
+              </w:rPr>
+            </w:pPr>
+            <w:r>
+              <w:rPr>
+                <w:rFonts w:ascii="Times New Roman" w:hAnsi="Times New Roman" w:cs="Times New Roman"/>
+                <w:sz w:val="24"/>
+                <w:szCs w:val="24"/>
+                <w:highlight w:val="green"/>
                 <w:lang w:val="en-US"/>
               </w:rPr>
               <w:t>30</w:t>
@@ -3350,13 +3442,15 @@
                 <w:rFonts w:ascii="Times New Roman" w:hAnsi="Times New Roman" w:cs="Times New Roman"/>
                 <w:sz w:val="24"/>
                 <w:szCs w:val="24"/>
-              </w:rPr>
-            </w:pPr>
-            <w:r>
-              <w:rPr>
-                <w:rFonts w:ascii="Times New Roman" w:hAnsi="Times New Roman" w:cs="Times New Roman"/>
-                <w:sz w:val="24"/>
-                <w:szCs w:val="24"/>
+                <w:highlight w:val="green"/>
+              </w:rPr>
+            </w:pPr>
+            <w:r>
+              <w:rPr>
+                <w:rFonts w:ascii="Times New Roman" w:hAnsi="Times New Roman" w:cs="Times New Roman"/>
+                <w:sz w:val="24"/>
+                <w:szCs w:val="24"/>
+                <w:highlight w:val="green"/>
               </w:rPr>
               <w:t>Рисунок со схемой базы данных на английском языке подписан и пронумерован</w:t>
             </w:r>
@@ -3374,13 +3468,15 @@
                 <w:rFonts w:ascii="Times New Roman" w:hAnsi="Times New Roman" w:cs="Times New Roman"/>
                 <w:sz w:val="24"/>
                 <w:szCs w:val="24"/>
-              </w:rPr>
-            </w:pPr>
-            <w:r>
-              <w:rPr>
-                <w:rFonts w:ascii="Wingdings 2" w:hAnsi="Wingdings 2" w:cs="Wingdings 2"/>
-                <w:sz w:val="27"/>
-                <w:szCs w:val="27"/>
+                <w:highlight w:val="green"/>
+              </w:rPr>
+            </w:pPr>
+            <w:r>
+              <w:rPr>
+                <w:rFonts w:ascii="Wingdings 2" w:hAnsi="Wingdings 2" w:cs="Wingdings 2"/>
+                <w:sz w:val="27"/>
+                <w:szCs w:val="27"/>
+                <w:highlight w:val="green"/>
               </w:rPr>
               <w:t>Ј</w:t>
             </w:r>
@@ -3398,13 +3494,15 @@
                 <w:rFonts w:ascii="Times New Roman" w:hAnsi="Times New Roman" w:cs="Times New Roman"/>
                 <w:sz w:val="24"/>
                 <w:szCs w:val="24"/>
-              </w:rPr>
-            </w:pPr>
-            <w:r>
-              <w:rPr>
-                <w:rFonts w:ascii="Times New Roman" w:hAnsi="Times New Roman" w:cs="Times New Roman"/>
-                <w:sz w:val="24"/>
-                <w:szCs w:val="24"/>
+                <w:highlight w:val="green"/>
+              </w:rPr>
+            </w:pPr>
+            <w:r>
+              <w:rPr>
+                <w:rFonts w:ascii="Times New Roman" w:hAnsi="Times New Roman" w:cs="Times New Roman"/>
+                <w:sz w:val="24"/>
+                <w:szCs w:val="24"/>
+                <w:highlight w:val="green"/>
                 <w:lang w:val="en-US"/>
               </w:rPr>
               <w:t>3</w:t>
@@ -3414,6 +3512,7 @@
                 <w:rFonts w:ascii="Times New Roman" w:hAnsi="Times New Roman" w:cs="Times New Roman"/>
                 <w:sz w:val="24"/>
                 <w:szCs w:val="24"/>
+                <w:highlight w:val="green"/>
               </w:rPr>
               <w:t>1</w:t>
             </w:r>
@@ -3429,13 +3528,15 @@
                 <w:rFonts w:ascii="Times New Roman" w:hAnsi="Times New Roman" w:cs="Times New Roman"/>
                 <w:sz w:val="24"/>
                 <w:szCs w:val="24"/>
-              </w:rPr>
-            </w:pPr>
-            <w:r>
-              <w:rPr>
-                <w:rFonts w:ascii="Times New Roman" w:hAnsi="Times New Roman" w:cs="Times New Roman"/>
-                <w:sz w:val="24"/>
-                <w:szCs w:val="24"/>
+                <w:highlight w:val="green"/>
+              </w:rPr>
+            </w:pPr>
+            <w:r>
+              <w:rPr>
+                <w:rFonts w:ascii="Times New Roman" w:hAnsi="Times New Roman" w:cs="Times New Roman"/>
+                <w:sz w:val="24"/>
+                <w:szCs w:val="24"/>
+                <w:highlight w:val="green"/>
               </w:rPr>
               <w:t>На рисунок со схемой базы данных на английском языке присутствует текстовая ссылка в тексте отчета</w:t>
             </w:r>
@@ -3453,13 +3554,15 @@
                 <w:rFonts w:ascii="Times New Roman" w:hAnsi="Times New Roman" w:cs="Times New Roman"/>
                 <w:sz w:val="24"/>
                 <w:szCs w:val="24"/>
-              </w:rPr>
-            </w:pPr>
-            <w:r>
-              <w:rPr>
-                <w:rFonts w:ascii="Wingdings 2" w:hAnsi="Wingdings 2" w:cs="Wingdings 2"/>
-                <w:sz w:val="27"/>
-                <w:szCs w:val="27"/>
+                <w:highlight w:val="green"/>
+              </w:rPr>
+            </w:pPr>
+            <w:r>
+              <w:rPr>
+                <w:rFonts w:ascii="Wingdings 2" w:hAnsi="Wingdings 2" w:cs="Wingdings 2"/>
+                <w:sz w:val="27"/>
+                <w:szCs w:val="27"/>
+                <w:highlight w:val="green"/>
               </w:rPr>
               <w:t>Ј</w:t>
             </w:r>
@@ -3477,14 +3580,16 @@
                 <w:rFonts w:ascii="Times New Roman" w:hAnsi="Times New Roman" w:cs="Times New Roman"/>
                 <w:sz w:val="24"/>
                 <w:szCs w:val="24"/>
-                <w:lang w:val="en-US"/>
-              </w:rPr>
-            </w:pPr>
-            <w:r>
-              <w:rPr>
-                <w:rFonts w:ascii="Times New Roman" w:hAnsi="Times New Roman" w:cs="Times New Roman"/>
-                <w:sz w:val="24"/>
-                <w:szCs w:val="24"/>
+                <w:highlight w:val="green"/>
+                <w:lang w:val="en-US"/>
+              </w:rPr>
+            </w:pPr>
+            <w:r>
+              <w:rPr>
+                <w:rFonts w:ascii="Times New Roman" w:hAnsi="Times New Roman" w:cs="Times New Roman"/>
+                <w:sz w:val="24"/>
+                <w:szCs w:val="24"/>
+                <w:highlight w:val="green"/>
                 <w:lang w:val="en-US"/>
               </w:rPr>
               <w:t>32</w:t>
@@ -3501,13 +3606,15 @@
                 <w:rFonts w:ascii="Times New Roman" w:hAnsi="Times New Roman" w:cs="Times New Roman"/>
                 <w:sz w:val="24"/>
                 <w:szCs w:val="24"/>
-              </w:rPr>
-            </w:pPr>
-            <w:r>
-              <w:rPr>
-                <w:rFonts w:ascii="Times New Roman" w:hAnsi="Times New Roman" w:cs="Times New Roman"/>
-                <w:sz w:val="24"/>
-                <w:szCs w:val="24"/>
+                <w:highlight w:val="green"/>
+              </w:rPr>
+            </w:pPr>
+            <w:r>
+              <w:rPr>
+                <w:rFonts w:ascii="Times New Roman" w:hAnsi="Times New Roman" w:cs="Times New Roman"/>
+                <w:sz w:val="24"/>
+                <w:szCs w:val="24"/>
+                <w:highlight w:val="green"/>
               </w:rPr>
               <w:t>Программа генерации триггеров успешно выполнена в системе управления базами данных</w:t>
             </w:r>
@@ -3525,13 +3632,15 @@
                 <w:rFonts w:ascii="Times New Roman" w:hAnsi="Times New Roman" w:cs="Times New Roman"/>
                 <w:sz w:val="24"/>
                 <w:szCs w:val="24"/>
-              </w:rPr>
-            </w:pPr>
-            <w:r>
-              <w:rPr>
-                <w:rFonts w:ascii="Wingdings 2" w:hAnsi="Wingdings 2" w:cs="Wingdings 2"/>
-                <w:sz w:val="27"/>
-                <w:szCs w:val="27"/>
+                <w:highlight w:val="green"/>
+              </w:rPr>
+            </w:pPr>
+            <w:r>
+              <w:rPr>
+                <w:rFonts w:ascii="Wingdings 2" w:hAnsi="Wingdings 2" w:cs="Wingdings 2"/>
+                <w:sz w:val="27"/>
+                <w:szCs w:val="27"/>
+                <w:highlight w:val="green"/>
               </w:rPr>
               <w:t>Ј</w:t>
             </w:r>
@@ -3549,14 +3658,16 @@
                 <w:rFonts w:ascii="Times New Roman" w:hAnsi="Times New Roman" w:cs="Times New Roman"/>
                 <w:sz w:val="24"/>
                 <w:szCs w:val="24"/>
-                <w:lang w:val="en-US"/>
-              </w:rPr>
-            </w:pPr>
-            <w:r>
-              <w:rPr>
-                <w:rFonts w:ascii="Times New Roman" w:hAnsi="Times New Roman" w:cs="Times New Roman"/>
-                <w:sz w:val="24"/>
-                <w:szCs w:val="24"/>
+                <w:highlight w:val="green"/>
+                <w:lang w:val="en-US"/>
+              </w:rPr>
+            </w:pPr>
+            <w:r>
+              <w:rPr>
+                <w:rFonts w:ascii="Times New Roman" w:hAnsi="Times New Roman" w:cs="Times New Roman"/>
+                <w:sz w:val="24"/>
+                <w:szCs w:val="24"/>
+                <w:highlight w:val="green"/>
                 <w:lang w:val="en-US"/>
               </w:rPr>
               <w:t>33</w:t>
@@ -3573,13 +3684,15 @@
                 <w:rFonts w:ascii="Times New Roman" w:hAnsi="Times New Roman" w:cs="Times New Roman"/>
                 <w:sz w:val="24"/>
                 <w:szCs w:val="24"/>
-              </w:rPr>
-            </w:pPr>
-            <w:r>
-              <w:rPr>
-                <w:rFonts w:ascii="Times New Roman" w:hAnsi="Times New Roman" w:cs="Times New Roman"/>
-                <w:sz w:val="24"/>
-                <w:szCs w:val="24"/>
+                <w:highlight w:val="green"/>
+              </w:rPr>
+            </w:pPr>
+            <w:r>
+              <w:rPr>
+                <w:rFonts w:ascii="Times New Roman" w:hAnsi="Times New Roman" w:cs="Times New Roman"/>
+                <w:sz w:val="24"/>
+                <w:szCs w:val="24"/>
+                <w:highlight w:val="green"/>
               </w:rPr>
               <w:t xml:space="preserve">Код </w:t>
             </w:r>
@@ -3588,6 +3701,7 @@
                 <w:rFonts w:ascii="Times New Roman" w:hAnsi="Times New Roman" w:cs="Times New Roman"/>
                 <w:sz w:val="24"/>
                 <w:szCs w:val="24"/>
+                <w:highlight w:val="green"/>
                 <w:lang w:val="en-US"/>
               </w:rPr>
               <w:t>SQL</w:t>
@@ -3597,16 +3711,9 @@
                 <w:rFonts w:ascii="Times New Roman" w:hAnsi="Times New Roman" w:cs="Times New Roman"/>
                 <w:sz w:val="24"/>
                 <w:szCs w:val="24"/>
-              </w:rPr>
-              <w:t xml:space="preserve"> </w:t>
-            </w:r>
-            <w:r>
-              <w:rPr>
-                <w:rFonts w:ascii="Times New Roman" w:hAnsi="Times New Roman" w:cs="Times New Roman"/>
-                <w:sz w:val="24"/>
-                <w:szCs w:val="24"/>
-              </w:rPr>
-              <w:t>создания таблицы комментирован в тексте</w:t>
+                <w:highlight w:val="green"/>
+              </w:rPr>
+              <w:t xml:space="preserve"> создания таблицы комментирован в тексте</w:t>
             </w:r>
           </w:p>
         </w:tc>
@@ -3622,13 +3729,15 @@
                 <w:rFonts w:ascii="Times New Roman" w:hAnsi="Times New Roman" w:cs="Times New Roman"/>
                 <w:sz w:val="24"/>
                 <w:szCs w:val="24"/>
-              </w:rPr>
-            </w:pPr>
-            <w:r>
-              <w:rPr>
-                <w:rFonts w:ascii="Wingdings 2" w:hAnsi="Wingdings 2" w:cs="Wingdings 2"/>
-                <w:sz w:val="27"/>
-                <w:szCs w:val="27"/>
+                <w:highlight w:val="green"/>
+              </w:rPr>
+            </w:pPr>
+            <w:r>
+              <w:rPr>
+                <w:rFonts w:ascii="Wingdings 2" w:hAnsi="Wingdings 2" w:cs="Wingdings 2"/>
+                <w:sz w:val="27"/>
+                <w:szCs w:val="27"/>
+                <w:highlight w:val="green"/>
               </w:rPr>
               <w:t>Ј</w:t>
             </w:r>
@@ -3646,14 +3755,16 @@
                 <w:rFonts w:ascii="Times New Roman" w:hAnsi="Times New Roman" w:cs="Times New Roman"/>
                 <w:sz w:val="24"/>
                 <w:szCs w:val="24"/>
-                <w:lang w:val="en-US"/>
-              </w:rPr>
-            </w:pPr>
-            <w:r>
-              <w:rPr>
-                <w:rFonts w:ascii="Times New Roman" w:hAnsi="Times New Roman" w:cs="Times New Roman"/>
-                <w:sz w:val="24"/>
-                <w:szCs w:val="24"/>
+                <w:highlight w:val="green"/>
+                <w:lang w:val="en-US"/>
+              </w:rPr>
+            </w:pPr>
+            <w:r>
+              <w:rPr>
+                <w:rFonts w:ascii="Times New Roman" w:hAnsi="Times New Roman" w:cs="Times New Roman"/>
+                <w:sz w:val="24"/>
+                <w:szCs w:val="24"/>
+                <w:highlight w:val="green"/>
                 <w:lang w:val="en-US"/>
               </w:rPr>
               <w:t>34</w:t>
@@ -3670,13 +3781,15 @@
                 <w:rFonts w:ascii="Times New Roman" w:hAnsi="Times New Roman" w:cs="Times New Roman"/>
                 <w:sz w:val="24"/>
                 <w:szCs w:val="24"/>
-              </w:rPr>
-            </w:pPr>
-            <w:r>
-              <w:rPr>
-                <w:rFonts w:ascii="Times New Roman" w:hAnsi="Times New Roman" w:cs="Times New Roman"/>
-                <w:sz w:val="24"/>
-                <w:szCs w:val="24"/>
+                <w:highlight w:val="green"/>
+              </w:rPr>
+            </w:pPr>
+            <w:r>
+              <w:rPr>
+                <w:rFonts w:ascii="Times New Roman" w:hAnsi="Times New Roman" w:cs="Times New Roman"/>
+                <w:sz w:val="24"/>
+                <w:szCs w:val="24"/>
+                <w:highlight w:val="green"/>
               </w:rPr>
               <w:t xml:space="preserve">Код </w:t>
             </w:r>
@@ -3685,6 +3798,7 @@
                 <w:rFonts w:ascii="Times New Roman" w:hAnsi="Times New Roman" w:cs="Times New Roman"/>
                 <w:sz w:val="24"/>
                 <w:szCs w:val="24"/>
+                <w:highlight w:val="green"/>
                 <w:lang w:val="en-US"/>
               </w:rPr>
               <w:t>SQL</w:t>
@@ -3694,6 +3808,7 @@
                 <w:rFonts w:ascii="Times New Roman" w:hAnsi="Times New Roman" w:cs="Times New Roman"/>
                 <w:sz w:val="24"/>
                 <w:szCs w:val="24"/>
+                <w:highlight w:val="green"/>
               </w:rPr>
               <w:t xml:space="preserve"> создания триггеров комментирован в тексте</w:t>
             </w:r>
@@ -3711,13 +3826,15 @@
                 <w:rFonts w:ascii="Times New Roman" w:hAnsi="Times New Roman" w:cs="Times New Roman"/>
                 <w:sz w:val="24"/>
                 <w:szCs w:val="24"/>
-              </w:rPr>
-            </w:pPr>
-            <w:r>
-              <w:rPr>
-                <w:rFonts w:ascii="Wingdings 2" w:hAnsi="Wingdings 2" w:cs="Wingdings 2"/>
-                <w:sz w:val="27"/>
-                <w:szCs w:val="27"/>
+                <w:highlight w:val="green"/>
+              </w:rPr>
+            </w:pPr>
+            <w:r>
+              <w:rPr>
+                <w:rFonts w:ascii="Wingdings 2" w:hAnsi="Wingdings 2" w:cs="Wingdings 2"/>
+                <w:sz w:val="27"/>
+                <w:szCs w:val="27"/>
+                <w:highlight w:val="green"/>
               </w:rPr>
               <w:t>Ј</w:t>
             </w:r>
@@ -4447,6 +4564,7 @@
                 <w:szCs w:val="24"/>
                 <w:lang w:val="en-US"/>
               </w:rPr>
+              <w:lastRenderedPageBreak/>
               <w:t>4</w:t>
             </w:r>
             <w:r>
@@ -4526,7 +4644,6 @@
                 <w:szCs w:val="24"/>
                 <w:lang w:val="en-US"/>
               </w:rPr>
-              <w:lastRenderedPageBreak/>
               <w:t>4</w:t>
             </w:r>
             <w:r>
@@ -6614,6 +6731,7 @@
                 <w:sz w:val="24"/>
                 <w:szCs w:val="24"/>
               </w:rPr>
+              <w:lastRenderedPageBreak/>
               <w:t>67</w:t>
             </w:r>
           </w:p>
@@ -6749,7 +6867,6 @@
                 <w:sz w:val="24"/>
                 <w:szCs w:val="24"/>
               </w:rPr>
-              <w:lastRenderedPageBreak/>
               <w:t>- действия транзакция Б.</w:t>
             </w:r>
           </w:p>
@@ -6774,7 +6891,6 @@
                 <w:sz w:val="27"/>
                 <w:szCs w:val="27"/>
               </w:rPr>
-              <w:lastRenderedPageBreak/>
               <w:t>Ј</w:t>
             </w:r>
           </w:p>
@@ -7959,7 +8075,7 @@
 </file>
 
 <file path=word/styles.xml><?xml version="1.0" encoding="utf-8"?>
-<w:styles xmlns:mc="http://schemas.openxmlformats.org/markup-compatibility/2006" xmlns:r="http://schemas.openxmlformats.org/officeDocument/2006/relationships" xmlns:w="http://schemas.openxmlformats.org/wordprocessingml/2006/main" xmlns:w14="http://schemas.microsoft.com/office/word/2010/wordml" xmlns:w15="http://schemas.microsoft.com/office/word/2012/wordml" xmlns:w16cex="http://schemas.microsoft.com/office/word/2018/wordml/cex" xmlns:w16cid="http://schemas.microsoft.com/office/word/2016/wordml/cid" xmlns:w16="http://schemas.microsoft.com/office/word/2018/wordml" xmlns:w16sdtdh="http://schemas.microsoft.com/office/word/2020/wordml/sdtdatahash" xmlns:w16se="http://schemas.microsoft.com/office/word/2015/wordml/symex" mc:Ignorable="w14 w15 w16se w16cid w16 w16cex w16sdtdh">
+<w:styles xmlns:mc="http://schemas.openxmlformats.org/markup-compatibility/2006" xmlns:r="http://schemas.openxmlformats.org/officeDocument/2006/relationships" xmlns:w="http://schemas.openxmlformats.org/wordprocessingml/2006/main" xmlns:w14="http://schemas.microsoft.com/office/word/2010/wordml" xmlns:w15="http://schemas.microsoft.com/office/word/2012/wordml" xmlns:w16cex="http://schemas.microsoft.com/office/word/2018/wordml/cex" xmlns:w16cid="http://schemas.microsoft.com/office/word/2016/wordml/cid" xmlns:w16="http://schemas.microsoft.com/office/word/2018/wordml" xmlns:w16du="http://schemas.microsoft.com/office/word/2023/wordml/word16du" xmlns:w16sdtdh="http://schemas.microsoft.com/office/word/2020/wordml/sdtdatahash" xmlns:w16sdtfl="http://schemas.microsoft.com/office/word/2024/wordml/sdtformatlock" xmlns:w16se="http://schemas.microsoft.com/office/word/2015/wordml/symex" mc:Ignorable="w14 w15 w16se w16cid w16 w16cex w16sdtdh w16sdtfl w16du">
   <w:docDefaults>
     <w:rPrDefault>
       <w:rPr>
